--- a/Docs/ВКР/Приложения.docx
+++ b/Docs/ВКР/Приложения.docx
@@ -1369,13 +1369,7 @@
         <w:tab/>
       </w:r>
       <w:r>
-        <w:t>Феденёв</w:t>
-      </w:r>
-      <w:r>
-        <w:t xml:space="preserve"> </w:t>
-      </w:r>
-      <w:r>
-        <w:t>Владислав Юрьевич</w:t>
+        <w:t>Сальников Дмитрий Андреевич</w:t>
       </w:r>
     </w:p>
     <w:p>
@@ -1866,9 +1860,6 @@
         </w:rPr>
       </w:pPr>
       <w:r>
-        <w:rPr>
-          <w:highlight w:val="yellow"/>
-        </w:rPr>
         <w:t>Тема</w:t>
       </w:r>
       <w:r>
@@ -5037,9 +5028,6 @@
         </w:rPr>
       </w:pPr>
       <w:r>
-        <w:rPr>
-          <w:highlight w:val="yellow"/>
-        </w:rPr>
         <w:t>Тема</w:t>
       </w:r>
       <w:r>
